--- a/utc/2026-2027/Cac_phuong_phap_toi_uu-1-1-26(N02)/ghi-bai/2026-10-19.docx
+++ b/utc/2026-2027/Cac_phuong_phap_toi_uu-1-1-26(N02)/ghi-bai/2026-10-19.docx
@@ -211,15 +211,7 @@
                                   <w:sz w:val="28"/>
                                   <w:szCs w:val="24"/>
                                 </w:rPr>
-                                <m:t>≤0</m:t>
-                              </m:r>
-                              <m:r>
-                                <w:rPr>
-                                  <w:rFonts w:ascii="Cambria Math" w:eastAsiaTheme="minorEastAsia" w:hAnsi="Cambria Math"/>
-                                  <w:sz w:val="28"/>
-                                  <w:szCs w:val="24"/>
-                                </w:rPr>
-                                <m:t xml:space="preserve"> }</m:t>
+                                <m:t>≤0 }</m:t>
                               </m:r>
                             </m:oMath>
                             <w:r>
@@ -426,15 +418,7 @@
                             <w:sz w:val="28"/>
                             <w:szCs w:val="24"/>
                           </w:rPr>
-                          <m:t>≤0</m:t>
-                        </m:r>
-                        <m:r>
-                          <w:rPr>
-                            <w:rFonts w:ascii="Cambria Math" w:eastAsiaTheme="minorEastAsia" w:hAnsi="Cambria Math"/>
-                            <w:sz w:val="28"/>
-                            <w:szCs w:val="24"/>
-                          </w:rPr>
-                          <m:t xml:space="preserve"> }</m:t>
+                          <m:t>≤0 }</m:t>
                         </m:r>
                       </m:oMath>
                       <w:r>
@@ -623,39 +607,7 @@
                                     <w:sz w:val="28"/>
                                     <w:szCs w:val="24"/>
                                   </w:rPr>
-                                  <m:t xml:space="preserve"> + </m:t>
-                                </m:r>
-                                <m:r>
-                                  <w:rPr>
-                                    <w:rFonts w:ascii="Cambria Math" w:eastAsiaTheme="minorEastAsia" w:hAnsi="Cambria Math"/>
-                                    <w:sz w:val="28"/>
-                                    <w:szCs w:val="24"/>
-                                  </w:rPr>
-                                  <m:t>α</m:t>
-                                </m:r>
-                                <m:r>
-                                  <w:rPr>
-                                    <w:rFonts w:ascii="Cambria Math" w:eastAsiaTheme="minorEastAsia" w:hAnsi="Cambria Math"/>
-                                    <w:sz w:val="28"/>
-                                    <w:szCs w:val="24"/>
-                                  </w:rPr>
-                                  <m:t xml:space="preserve"> * z ∈ D ∀ </m:t>
-                                </m:r>
-                                <m:r>
-                                  <w:rPr>
-                                    <w:rFonts w:ascii="Cambria Math" w:eastAsiaTheme="minorEastAsia" w:hAnsi="Cambria Math"/>
-                                    <w:sz w:val="28"/>
-                                    <w:szCs w:val="24"/>
-                                  </w:rPr>
-                                  <m:t>α</m:t>
-                                </m:r>
-                                <m:r>
-                                  <w:rPr>
-                                    <w:rFonts w:ascii="Cambria Math" w:eastAsiaTheme="minorEastAsia" w:hAnsi="Cambria Math"/>
-                                    <w:sz w:val="28"/>
-                                    <w:szCs w:val="24"/>
-                                  </w:rPr>
-                                  <m:t xml:space="preserve"> ∈ (0, </m:t>
+                                  <m:t xml:space="preserve"> + α * z ∈ D ∀ α ∈ (0, </m:t>
                                 </m:r>
                                 <m:acc>
                                   <m:accPr>
@@ -756,39 +708,7 @@
                               <w:sz w:val="28"/>
                               <w:szCs w:val="24"/>
                             </w:rPr>
-                            <m:t xml:space="preserve"> + </m:t>
-                          </m:r>
-                          <m:r>
-                            <w:rPr>
-                              <w:rFonts w:ascii="Cambria Math" w:eastAsiaTheme="minorEastAsia" w:hAnsi="Cambria Math"/>
-                              <w:sz w:val="28"/>
-                              <w:szCs w:val="24"/>
-                            </w:rPr>
-                            <m:t>α</m:t>
-                          </m:r>
-                          <m:r>
-                            <w:rPr>
-                              <w:rFonts w:ascii="Cambria Math" w:eastAsiaTheme="minorEastAsia" w:hAnsi="Cambria Math"/>
-                              <w:sz w:val="28"/>
-                              <w:szCs w:val="24"/>
-                            </w:rPr>
-                            <m:t xml:space="preserve"> * z ∈ D ∀ </m:t>
-                          </m:r>
-                          <m:r>
-                            <w:rPr>
-                              <w:rFonts w:ascii="Cambria Math" w:eastAsiaTheme="minorEastAsia" w:hAnsi="Cambria Math"/>
-                              <w:sz w:val="28"/>
-                              <w:szCs w:val="24"/>
-                            </w:rPr>
-                            <m:t>α</m:t>
-                          </m:r>
-                          <m:r>
-                            <w:rPr>
-                              <w:rFonts w:ascii="Cambria Math" w:eastAsiaTheme="minorEastAsia" w:hAnsi="Cambria Math"/>
-                              <w:sz w:val="28"/>
-                              <w:szCs w:val="24"/>
-                            </w:rPr>
-                            <m:t xml:space="preserve"> ∈ (0, </m:t>
+                            <m:t xml:space="preserve"> + α * z ∈ D ∀ α ∈ (0, </m:t>
                           </m:r>
                           <m:acc>
                             <m:accPr>
@@ -1283,15 +1203,7 @@
               <w:sz w:val="28"/>
               <w:szCs w:val="24"/>
             </w:rPr>
-            <m:t xml:space="preserve"> </m:t>
-          </m:r>
-          <m:r>
-            <w:rPr>
-              <w:rFonts w:ascii="Cambria Math" w:eastAsiaTheme="minorEastAsia" w:hAnsi="Cambria Math"/>
-              <w:sz w:val="28"/>
-              <w:szCs w:val="24"/>
-            </w:rPr>
-            <m:t xml:space="preserve">= tập lồi tất cả các hướng chấp nhận được tại </m:t>
+            <m:t xml:space="preserve"> = tập lồi tất cả các hướng chấp nhận được tại </m:t>
           </m:r>
           <m:acc>
             <m:accPr>
@@ -1718,23 +1630,7 @@
             <w:sz w:val="28"/>
             <w:szCs w:val="24"/>
           </w:rPr>
-          <m:t>⟨</m:t>
-        </m:r>
-        <m:r>
-          <w:rPr>
-            <w:rFonts w:ascii="Cambria Math" w:eastAsiaTheme="minorEastAsia" w:hAnsi="Cambria Math"/>
-            <w:sz w:val="28"/>
-            <w:szCs w:val="24"/>
-          </w:rPr>
-          <m:t>∇</m:t>
-        </m:r>
-        <m:r>
-          <w:rPr>
-            <w:rFonts w:ascii="Cambria Math" w:eastAsiaTheme="minorEastAsia" w:hAnsi="Cambria Math"/>
-            <w:sz w:val="28"/>
-            <w:szCs w:val="24"/>
-          </w:rPr>
-          <m:t>f(</m:t>
+          <m:t>⟨∇f(</m:t>
         </m:r>
         <m:acc>
           <m:accPr>
@@ -1765,23 +1661,7 @@
             <w:sz w:val="28"/>
             <w:szCs w:val="24"/>
           </w:rPr>
-          <m:t xml:space="preserve">), z </m:t>
-        </m:r>
-        <m:r>
-          <w:rPr>
-            <w:rFonts w:ascii="Cambria Math" w:eastAsiaTheme="minorEastAsia" w:hAnsi="Cambria Math"/>
-            <w:sz w:val="28"/>
-            <w:szCs w:val="24"/>
-          </w:rPr>
-          <m:t>≥</m:t>
-        </m:r>
-        <m:r>
-          <w:rPr>
-            <w:rFonts w:ascii="Cambria Math" w:eastAsiaTheme="minorEastAsia" w:hAnsi="Cambria Math"/>
-            <w:sz w:val="28"/>
-            <w:szCs w:val="24"/>
-          </w:rPr>
-          <m:t xml:space="preserve"> 0, ∀ z ∈ </m:t>
+          <m:t xml:space="preserve">), z ≥ 0, ∀ z ∈ </m:t>
         </m:r>
         <m:sSub>
           <m:sSubPr>
@@ -2711,15 +2591,7 @@
               <w:sz w:val="28"/>
               <w:szCs w:val="24"/>
             </w:rPr>
-            <m:t xml:space="preserve"> = (1, 0</m:t>
-          </m:r>
-          <m:r>
-            <w:rPr>
-              <w:rFonts w:ascii="Cambria Math" w:eastAsiaTheme="minorEastAsia" w:hAnsi="Cambria Math"/>
-              <w:sz w:val="28"/>
-              <w:szCs w:val="24"/>
-            </w:rPr>
-            <m:t>)</m:t>
+            <m:t xml:space="preserve"> = (1, 0)</m:t>
           </m:r>
         </m:oMath>
       </m:oMathPara>
@@ -3003,15 +2875,7 @@
               <w:sz w:val="28"/>
               <w:szCs w:val="24"/>
             </w:rPr>
-            <m:t>=2</m:t>
-          </m:r>
-          <m:r>
-            <w:rPr>
-              <w:rFonts w:ascii="Cambria Math" w:eastAsiaTheme="minorEastAsia" w:hAnsi="Cambria Math"/>
-              <w:sz w:val="28"/>
-              <w:szCs w:val="24"/>
-            </w:rPr>
-            <m:t>; z = (</m:t>
+            <m:t>=2; z = (</m:t>
           </m:r>
           <m:sSub>
             <m:sSubPr>
@@ -3404,15 +3268,7 @@
             <w:sz w:val="28"/>
             <w:szCs w:val="24"/>
           </w:rPr>
-          <m:t xml:space="preserve"> </m:t>
-        </m:r>
-        <m:r>
-          <w:rPr>
-            <w:rFonts w:ascii="Cambria Math" w:eastAsiaTheme="minorEastAsia" w:hAnsi="Cambria Math"/>
-            <w:sz w:val="28"/>
-            <w:szCs w:val="24"/>
-          </w:rPr>
-          <m:t>⟨</m:t>
+          <m:t xml:space="preserve"> ⟨</m:t>
         </m:r>
         <m:r>
           <m:rPr>
@@ -3476,23 +3332,7 @@
             <w:sz w:val="28"/>
             <w:szCs w:val="24"/>
           </w:rPr>
-          <m:t>, z</m:t>
-        </m:r>
-        <m:r>
-          <w:rPr>
-            <w:rFonts w:ascii="Cambria Math" w:eastAsiaTheme="minorEastAsia" w:hAnsi="Cambria Math"/>
-            <w:sz w:val="28"/>
-            <w:szCs w:val="24"/>
-          </w:rPr>
-          <m:t>⟩</m:t>
-        </m:r>
-        <m:r>
-          <w:rPr>
-            <w:rFonts w:ascii="Cambria Math" w:eastAsiaTheme="minorEastAsia" w:hAnsi="Cambria Math"/>
-            <w:sz w:val="28"/>
-            <w:szCs w:val="24"/>
-          </w:rPr>
-          <m:t xml:space="preserve"> = 2</m:t>
+          <m:t>, z⟩ = 2</m:t>
         </m:r>
         <m:sSub>
           <m:sSubPr>
@@ -4271,23 +4111,7 @@
             <w:sz w:val="28"/>
             <w:szCs w:val="24"/>
           </w:rPr>
-          <m:t xml:space="preserve">(x*) </m:t>
-        </m:r>
-        <m:r>
-          <w:rPr>
-            <w:rFonts w:ascii="Cambria Math" w:eastAsiaTheme="minorEastAsia" w:hAnsi="Cambria Math"/>
-            <w:sz w:val="28"/>
-            <w:szCs w:val="24"/>
-          </w:rPr>
-          <m:t>&lt;</m:t>
-        </m:r>
-        <m:r>
-          <w:rPr>
-            <w:rFonts w:ascii="Cambria Math" w:eastAsiaTheme="minorEastAsia" w:hAnsi="Cambria Math"/>
-            <w:sz w:val="28"/>
-            <w:szCs w:val="24"/>
-          </w:rPr>
-          <m:t xml:space="preserve"> 0</m:t>
+          <m:t>(x*) &lt; 0</m:t>
         </m:r>
       </m:oMath>
     </w:p>
@@ -4617,23 +4441,7 @@
                 <w:sz w:val="28"/>
                 <w:szCs w:val="24"/>
               </w:rPr>
-              <m:t>(x</m:t>
-            </m:r>
-            <m:r>
-              <w:rPr>
-                <w:rFonts w:ascii="Cambria Math" w:eastAsiaTheme="minorEastAsia" w:hAnsi="Cambria Math"/>
-                <w:sz w:val="28"/>
-                <w:szCs w:val="24"/>
-              </w:rPr>
-              <m:t>*</m:t>
-            </m:r>
-            <m:r>
-              <w:rPr>
-                <w:rFonts w:ascii="Cambria Math" w:eastAsiaTheme="minorEastAsia" w:hAnsi="Cambria Math"/>
-                <w:sz w:val="28"/>
-                <w:szCs w:val="24"/>
-              </w:rPr>
-              <m:t>)</m:t>
+              <m:t>(x*)</m:t>
             </m:r>
             <m:r>
               <m:rPr>
@@ -4675,15 +4483,7 @@
                     <w:sz w:val="28"/>
                     <w:szCs w:val="24"/>
                   </w:rPr>
-                  <m:t xml:space="preserve">1,  </m:t>
-                </m:r>
-                <m:r>
-                  <w:rPr>
-                    <w:rFonts w:ascii="Cambria Math" w:eastAsiaTheme="minorEastAsia" w:hAnsi="Cambria Math"/>
-                    <w:sz w:val="28"/>
-                    <w:szCs w:val="24"/>
-                  </w:rPr>
-                  <m:t>m</m:t>
+                  <m:t>1,  m</m:t>
                 </m:r>
               </m:e>
             </m:acc>
@@ -4695,15 +4495,7 @@
             <w:sz w:val="28"/>
             <w:szCs w:val="24"/>
           </w:rPr>
-          <m:t>∪</m:t>
-        </m:r>
-        <m:r>
-          <w:rPr>
-            <w:rFonts w:ascii="Cambria Math" w:eastAsiaTheme="minorEastAsia" w:hAnsi="Cambria Math"/>
-            <w:sz w:val="28"/>
-            <w:szCs w:val="24"/>
-          </w:rPr>
-          <m:t xml:space="preserve"> </m:t>
+          <m:t xml:space="preserve">∪ </m:t>
         </m:r>
         <m:sSub>
           <m:sSubPr>
@@ -4774,31 +4566,7 @@
                 <w:sz w:val="28"/>
                 <w:szCs w:val="24"/>
               </w:rPr>
-              <m:t>(x</m:t>
-            </m:r>
-            <m:r>
-              <w:rPr>
-                <w:rFonts w:ascii="Cambria Math" w:eastAsiaTheme="minorEastAsia" w:hAnsi="Cambria Math"/>
-                <w:sz w:val="28"/>
-                <w:szCs w:val="24"/>
-              </w:rPr>
-              <m:t>*</m:t>
-            </m:r>
-            <m:r>
-              <w:rPr>
-                <w:rFonts w:ascii="Cambria Math" w:eastAsiaTheme="minorEastAsia" w:hAnsi="Cambria Math"/>
-                <w:sz w:val="28"/>
-                <w:szCs w:val="24"/>
-              </w:rPr>
-              <m:t>)</m:t>
-            </m:r>
-            <m:r>
-              <w:rPr>
-                <w:rFonts w:ascii="Cambria Math" w:eastAsiaTheme="minorEastAsia" w:hAnsi="Cambria Math"/>
-                <w:sz w:val="28"/>
-                <w:szCs w:val="24"/>
-              </w:rPr>
-              <m:t>}</m:t>
+              <m:t>(x*)}</m:t>
             </m:r>
           </m:e>
           <m:sub>
@@ -4875,13 +4643,13 @@
         <mc:AlternateContent>
           <mc:Choice Requires="wps">
             <w:drawing>
-              <wp:anchor distT="0" distB="0" distL="114300" distR="114300" simplePos="0" relativeHeight="251682816" behindDoc="0" locked="0" layoutInCell="1" allowOverlap="1" wp14:anchorId="7C38E4BA" wp14:editId="74C4B92E">
+              <wp:anchor distT="0" distB="0" distL="114300" distR="114300" simplePos="0" relativeHeight="251682816" behindDoc="0" locked="0" layoutInCell="1" allowOverlap="1" wp14:anchorId="7C38E4BA" wp14:editId="28B2316A">
                 <wp:simplePos x="0" y="0"/>
                 <wp:positionH relativeFrom="column">
-                  <wp:posOffset>5189546</wp:posOffset>
+                  <wp:posOffset>5533349</wp:posOffset>
                 </wp:positionH>
                 <wp:positionV relativeFrom="paragraph">
-                  <wp:posOffset>329668</wp:posOffset>
+                  <wp:posOffset>334481</wp:posOffset>
                 </wp:positionV>
                 <wp:extent cx="238691" cy="226026"/>
                 <wp:effectExtent l="0" t="0" r="28575" b="22225"/>
@@ -4945,7 +4713,7 @@
           </mc:Choice>
           <mc:Fallback>
             <w:pict>
-              <v:oval w14:anchorId="289F5390" id="Oval 24" o:spid="_x0000_s1026" style="position:absolute;margin-left:408.65pt;margin-top:25.95pt;width:18.8pt;height:17.8pt;z-index:251682816;visibility:visible;mso-wrap-style:square;mso-width-percent:0;mso-height-percent:0;mso-wrap-distance-left:9pt;mso-wrap-distance-top:0;mso-wrap-distance-right:9pt;mso-wrap-distance-bottom:0;mso-position-horizontal:absolute;mso-position-horizontal-relative:text;mso-position-vertical:absolute;mso-position-vertical-relative:text;mso-width-percent:0;mso-height-percent:0;mso-width-relative:margin;mso-height-relative:margin;v-text-anchor:middle" o:gfxdata="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" filled="f" strokecolor="#4472c4 [3204]"/>
+              <v:oval w14:anchorId="50293E0F" id="Oval 24" o:spid="_x0000_s1026" style="position:absolute;margin-left:435.7pt;margin-top:26.35pt;width:18.8pt;height:17.8pt;z-index:251682816;visibility:visible;mso-wrap-style:square;mso-width-percent:0;mso-height-percent:0;mso-wrap-distance-left:9pt;mso-wrap-distance-top:0;mso-wrap-distance-right:9pt;mso-wrap-distance-bottom:0;mso-position-horizontal:absolute;mso-position-horizontal-relative:text;mso-position-vertical:absolute;mso-position-vertical-relative:text;mso-width-percent:0;mso-height-percent:0;mso-width-relative:margin;mso-height-relative:margin;v-text-anchor:middle" o:gfxdata="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" filled="f" strokecolor="#4472c4 [3204]"/>
             </w:pict>
           </mc:Fallback>
         </mc:AlternateContent>
@@ -4965,23 +4733,7 @@
             <w:sz w:val="28"/>
             <w:szCs w:val="24"/>
           </w:rPr>
-          <m:t>∈</m:t>
-        </m:r>
-        <m:r>
-          <w:rPr>
-            <w:rFonts w:ascii="Cambria Math" w:eastAsiaTheme="minorEastAsia" w:hAnsi="Cambria Math"/>
-            <w:sz w:val="28"/>
-            <w:szCs w:val="24"/>
-          </w:rPr>
-          <m:t>C</m:t>
-        </m:r>
-        <m:r>
-          <w:rPr>
-            <w:rFonts w:ascii="Cambria Math" w:eastAsiaTheme="minorEastAsia" w:hAnsi="Cambria Math"/>
-            <w:sz w:val="28"/>
-            <w:szCs w:val="24"/>
-          </w:rPr>
-          <m:t xml:space="preserve">. </m:t>
+          <m:t xml:space="preserve">∈C. </m:t>
         </m:r>
       </m:oMath>
     </w:p>
@@ -5000,15 +4752,7 @@
             <w:sz w:val="28"/>
             <w:szCs w:val="24"/>
           </w:rPr>
-          <m:t xml:space="preserve">Nếu x* là điểm chính quy và là cực tiểu địa phương của bài toán trên  </m:t>
-        </m:r>
-        <m:r>
-          <w:rPr>
-            <w:rFonts w:ascii="Cambria Math" w:eastAsiaTheme="minorEastAsia" w:hAnsi="Cambria Math"/>
-            <w:sz w:val="28"/>
-            <w:szCs w:val="24"/>
-          </w:rPr>
-          <m:t xml:space="preserve"> </m:t>
+          <m:t xml:space="preserve">Nếu x* là điểm chính quy và là cực tiểu địa phương của bài toán trên   </m:t>
         </m:r>
       </m:oMath>
       <w:r>
@@ -5257,15 +5001,7 @@
                 <w:sz w:val="28"/>
                 <w:szCs w:val="24"/>
               </w:rPr>
-              <m:t>x</m:t>
-            </m:r>
-            <m:r>
-              <w:rPr>
-                <w:rFonts w:ascii="Cambria Math" w:eastAsiaTheme="minorEastAsia" w:hAnsi="Cambria Math"/>
-                <w:sz w:val="28"/>
-                <w:szCs w:val="24"/>
-              </w:rPr>
-              <m:t>*</m:t>
+              <m:t>x*</m:t>
             </m:r>
           </m:e>
         </m:d>
@@ -5305,15 +5041,7 @@
                 <w:sz w:val="28"/>
                 <w:szCs w:val="24"/>
               </w:rPr>
-              <m:t>*</m:t>
-            </m:r>
-            <m:r>
-              <w:rPr>
-                <w:rFonts w:ascii="Cambria Math" w:eastAsiaTheme="minorEastAsia" w:hAnsi="Cambria Math"/>
-                <w:sz w:val="28"/>
-                <w:szCs w:val="24"/>
-              </w:rPr>
-              <m:t>T</m:t>
+              <m:t>*T</m:t>
             </m:r>
           </m:sup>
         </m:sSup>
@@ -5354,15 +5082,7 @@
                 <w:sz w:val="28"/>
                 <w:szCs w:val="24"/>
               </w:rPr>
-              <m:t>x</m:t>
-            </m:r>
-            <m:r>
-              <w:rPr>
-                <w:rFonts w:ascii="Cambria Math" w:eastAsiaTheme="minorEastAsia" w:hAnsi="Cambria Math"/>
-                <w:sz w:val="28"/>
-                <w:szCs w:val="24"/>
-              </w:rPr>
-              <m:t>*</m:t>
+              <m:t>x*</m:t>
             </m:r>
           </m:e>
         </m:d>
@@ -5402,15 +5122,7 @@
                 <w:sz w:val="28"/>
                 <w:szCs w:val="24"/>
               </w:rPr>
-              <m:t>*</m:t>
-            </m:r>
-            <m:r>
-              <w:rPr>
-                <w:rFonts w:ascii="Cambria Math" w:eastAsiaTheme="minorEastAsia" w:hAnsi="Cambria Math"/>
-                <w:sz w:val="28"/>
-                <w:szCs w:val="24"/>
-              </w:rPr>
-              <m:t>T</m:t>
+              <m:t>*T</m:t>
             </m:r>
           </m:sup>
         </m:sSup>
@@ -5451,15 +5163,7 @@
                 <w:sz w:val="28"/>
                 <w:szCs w:val="24"/>
               </w:rPr>
-              <m:t>x</m:t>
-            </m:r>
-            <m:r>
-              <w:rPr>
-                <w:rFonts w:ascii="Cambria Math" w:eastAsiaTheme="minorEastAsia" w:hAnsi="Cambria Math"/>
-                <w:sz w:val="28"/>
-                <w:szCs w:val="24"/>
-              </w:rPr>
-              <m:t>*</m:t>
+              <m:t>x*</m:t>
             </m:r>
           </m:e>
         </m:d>
@@ -5519,15 +5223,7 @@
                 <w:sz w:val="28"/>
                 <w:szCs w:val="24"/>
               </w:rPr>
-              <m:t>*</m:t>
-            </m:r>
-            <m:r>
-              <w:rPr>
-                <w:rFonts w:ascii="Cambria Math" w:eastAsiaTheme="minorEastAsia" w:hAnsi="Cambria Math"/>
-                <w:sz w:val="28"/>
-                <w:szCs w:val="24"/>
-              </w:rPr>
-              <m:t>T</m:t>
+              <m:t>*T</m:t>
             </m:r>
           </m:sup>
         </m:sSup>
@@ -5557,15 +5253,7 @@
                 <w:sz w:val="28"/>
                 <w:szCs w:val="24"/>
               </w:rPr>
-              <m:t>x</m:t>
-            </m:r>
-            <m:r>
-              <w:rPr>
-                <w:rFonts w:ascii="Cambria Math" w:eastAsiaTheme="minorEastAsia" w:hAnsi="Cambria Math"/>
-                <w:sz w:val="28"/>
-                <w:szCs w:val="24"/>
-              </w:rPr>
-              <m:t>*</m:t>
+              <m:t>x*</m:t>
             </m:r>
           </m:e>
         </m:d>
@@ -5623,15 +5311,7 @@
                 <w:sz w:val="28"/>
                 <w:szCs w:val="24"/>
               </w:rPr>
-              <m:t>x</m:t>
-            </m:r>
-            <m:r>
-              <w:rPr>
-                <w:rFonts w:ascii="Cambria Math" w:eastAsiaTheme="minorEastAsia" w:hAnsi="Cambria Math"/>
-                <w:sz w:val="28"/>
-                <w:szCs w:val="24"/>
-              </w:rPr>
-              <m:t>*</m:t>
+              <m:t>x*</m:t>
             </m:r>
           </m:e>
         </m:d>
@@ -5689,15 +5369,7 @@
                 <w:sz w:val="28"/>
                 <w:szCs w:val="24"/>
               </w:rPr>
-              <m:t>x</m:t>
-            </m:r>
-            <m:r>
-              <w:rPr>
-                <w:rFonts w:ascii="Cambria Math" w:eastAsiaTheme="minorEastAsia" w:hAnsi="Cambria Math"/>
-                <w:sz w:val="28"/>
-                <w:szCs w:val="24"/>
-              </w:rPr>
-              <m:t>*</m:t>
+              <m:t>x*</m:t>
             </m:r>
           </m:e>
         </m:d>
@@ -5892,23 +5564,7 @@
                 <w:sz w:val="28"/>
                 <w:szCs w:val="24"/>
               </w:rPr>
-              <m:t xml:space="preserve"> - </m:t>
-            </m:r>
-            <m:r>
-              <w:rPr>
-                <w:rFonts w:ascii="Cambria Math" w:eastAsiaTheme="minorEastAsia" w:hAnsi="Cambria Math"/>
-                <w:sz w:val="28"/>
-                <w:szCs w:val="24"/>
-              </w:rPr>
-              <m:t>2</m:t>
-            </m:r>
-            <m:r>
-              <w:rPr>
-                <w:rFonts w:ascii="Cambria Math" w:eastAsiaTheme="minorEastAsia" w:hAnsi="Cambria Math"/>
-                <w:sz w:val="28"/>
-                <w:szCs w:val="24"/>
-              </w:rPr>
-              <m:t>)</m:t>
+              <m:t xml:space="preserve"> - 2)</m:t>
             </m:r>
           </m:e>
           <m:sup>
@@ -6036,15 +5692,7 @@
             <w:sz w:val="28"/>
             <w:szCs w:val="24"/>
           </w:rPr>
-          <m:t xml:space="preserve"> - </m:t>
-        </m:r>
-        <m:r>
-          <w:rPr>
-            <w:rFonts w:ascii="Cambria Math" w:eastAsiaTheme="minorEastAsia" w:hAnsi="Cambria Math"/>
-            <w:sz w:val="28"/>
-            <w:szCs w:val="24"/>
-          </w:rPr>
-          <m:t>2</m:t>
+          <m:t xml:space="preserve"> - 2</m:t>
         </m:r>
       </m:oMath>
       <w:r>
@@ -6365,15 +6013,7 @@
             <w:sz w:val="28"/>
             <w:szCs w:val="24"/>
           </w:rPr>
-          <m:t xml:space="preserve"> - 1),  </m:t>
-        </m:r>
-        <m:r>
-          <w:rPr>
-            <w:rFonts w:ascii="Cambria Math" w:eastAsiaTheme="minorEastAsia" w:hAnsi="Cambria Math"/>
-            <w:sz w:val="28"/>
-            <w:szCs w:val="24"/>
-          </w:rPr>
-          <m:t>2(</m:t>
+          <m:t xml:space="preserve"> - 1),  2(</m:t>
         </m:r>
         <m:sSub>
           <m:sSubPr>
@@ -6413,15 +6053,7 @@
             <w:sz w:val="28"/>
             <w:szCs w:val="24"/>
           </w:rPr>
-          <m:t xml:space="preserve"> - 1)</m:t>
-        </m:r>
-        <m:r>
-          <w:rPr>
-            <w:rFonts w:ascii="Cambria Math" w:eastAsiaTheme="minorEastAsia" w:hAnsi="Cambria Math"/>
-            <w:sz w:val="28"/>
-            <w:szCs w:val="24"/>
-          </w:rPr>
-          <m:t>)</m:t>
+          <m:t xml:space="preserve"> - 1))</m:t>
         </m:r>
       </m:oMath>
     </w:p>
@@ -6577,47 +6209,7 @@
             <w:sz w:val="28"/>
             <w:szCs w:val="24"/>
           </w:rPr>
-          <m:t>g</m:t>
-        </m:r>
-        <m:r>
-          <w:rPr>
-            <w:rFonts w:ascii="Cambria Math" w:eastAsiaTheme="minorEastAsia" w:hAnsi="Cambria Math"/>
-            <w:sz w:val="28"/>
-            <w:szCs w:val="24"/>
-          </w:rPr>
-          <m:t>(x) = (</m:t>
-        </m:r>
-        <m:r>
-          <w:rPr>
-            <w:rFonts w:ascii="Cambria Math" w:eastAsiaTheme="minorEastAsia" w:hAnsi="Cambria Math"/>
-            <w:sz w:val="28"/>
-            <w:szCs w:val="24"/>
-          </w:rPr>
-          <m:t>1</m:t>
-        </m:r>
-        <m:r>
-          <w:rPr>
-            <w:rFonts w:ascii="Cambria Math" w:eastAsiaTheme="minorEastAsia" w:hAnsi="Cambria Math"/>
-            <w:sz w:val="28"/>
-            <w:szCs w:val="24"/>
-          </w:rPr>
-          <m:t xml:space="preserve">,  </m:t>
-        </m:r>
-        <m:r>
-          <w:rPr>
-            <w:rFonts w:ascii="Cambria Math" w:eastAsiaTheme="minorEastAsia" w:hAnsi="Cambria Math"/>
-            <w:sz w:val="28"/>
-            <w:szCs w:val="24"/>
-          </w:rPr>
-          <m:t>1</m:t>
-        </m:r>
-        <m:r>
-          <w:rPr>
-            <w:rFonts w:ascii="Cambria Math" w:eastAsiaTheme="minorEastAsia" w:hAnsi="Cambria Math"/>
-            <w:sz w:val="28"/>
-            <w:szCs w:val="24"/>
-          </w:rPr>
-          <m:t>)</m:t>
+          <m:t>g(x) = (1,  1)</m:t>
         </m:r>
       </m:oMath>
     </w:p>
@@ -6738,13 +6330,6 @@
           <w:szCs w:val="24"/>
         </w:rPr>
         <w:tab/>
-      </w:r>
-      <w:r>
-        <w:rPr>
-          <w:rFonts w:eastAsiaTheme="minorEastAsia"/>
-          <w:sz w:val="28"/>
-          <w:szCs w:val="24"/>
-        </w:rPr>
         <w:t>2 (</w:t>
       </w:r>
       <m:oMath>
@@ -6847,15 +6432,7 @@
             <w:sz w:val="28"/>
             <w:szCs w:val="24"/>
           </w:rPr>
-          <m:t>μ</m:t>
-        </m:r>
-        <m:r>
-          <w:rPr>
-            <w:rFonts w:ascii="Cambria Math" w:eastAsiaTheme="minorEastAsia" w:hAnsi="Cambria Math"/>
-            <w:sz w:val="28"/>
-            <w:szCs w:val="24"/>
-          </w:rPr>
-          <m:t xml:space="preserve"> </m:t>
+          <m:t xml:space="preserve">μ </m:t>
         </m:r>
         <m:r>
           <m:rPr>
@@ -6918,15 +6495,7 @@
                 <w:sz w:val="28"/>
                 <w:szCs w:val="24"/>
               </w:rPr>
-              <m:t xml:space="preserve"> + </m:t>
-            </m:r>
-            <m:r>
-              <w:rPr>
-                <w:rFonts w:ascii="Cambria Math" w:eastAsiaTheme="minorEastAsia" w:hAnsi="Cambria Math"/>
-                <w:sz w:val="28"/>
-                <w:szCs w:val="24"/>
-              </w:rPr>
-              <m:t>x</m:t>
+              <m:t xml:space="preserve"> + x</m:t>
             </m:r>
           </m:e>
           <m:sub>
@@ -6946,23 +6515,7 @@
             <w:sz w:val="28"/>
             <w:szCs w:val="24"/>
           </w:rPr>
-          <m:t xml:space="preserve"> </m:t>
-        </m:r>
-        <m:r>
-          <w:rPr>
-            <w:rFonts w:ascii="Cambria Math" w:eastAsiaTheme="minorEastAsia" w:hAnsi="Cambria Math"/>
-            <w:sz w:val="28"/>
-            <w:szCs w:val="24"/>
-          </w:rPr>
-          <m:t>-</m:t>
-        </m:r>
-        <m:r>
-          <w:rPr>
-            <w:rFonts w:ascii="Cambria Math" w:eastAsiaTheme="minorEastAsia" w:hAnsi="Cambria Math"/>
-            <w:sz w:val="28"/>
-            <w:szCs w:val="24"/>
-          </w:rPr>
-          <m:t xml:space="preserve"> 1</m:t>
+          <m:t xml:space="preserve"> - 1</m:t>
         </m:r>
         <m:r>
           <m:rPr>
@@ -6999,15 +6552,7 @@
             <w:sz w:val="28"/>
             <w:szCs w:val="24"/>
           </w:rPr>
-          <m:t>μ</m:t>
-        </m:r>
-        <m:r>
-          <w:rPr>
-            <w:rFonts w:ascii="Cambria Math" w:eastAsiaTheme="minorEastAsia" w:hAnsi="Cambria Math"/>
-            <w:sz w:val="28"/>
-            <w:szCs w:val="24"/>
-          </w:rPr>
-          <m:t>≥ 0</m:t>
+          <m:t>μ≥ 0</m:t>
         </m:r>
       </m:oMath>
     </w:p>
@@ -7160,23 +6705,7 @@
             <w:sz w:val="28"/>
             <w:szCs w:val="24"/>
           </w:rPr>
-          <m:t xml:space="preserve">, </m:t>
-        </m:r>
-        <m:r>
-          <w:rPr>
-            <w:rFonts w:ascii="Cambria Math" w:eastAsiaTheme="minorEastAsia" w:hAnsi="Cambria Math"/>
-            <w:sz w:val="28"/>
-            <w:szCs w:val="24"/>
-          </w:rPr>
-          <m:t>μ</m:t>
-        </m:r>
-        <m:r>
-          <w:rPr>
-            <w:rFonts w:ascii="Cambria Math" w:eastAsiaTheme="minorEastAsia" w:hAnsi="Cambria Math"/>
-            <w:sz w:val="28"/>
-            <w:szCs w:val="24"/>
-          </w:rPr>
-          <m:t>* thoả mãn  5 điều kiện (mục 2)</m:t>
+          <m:t>, μ* thoả mãn  5 điều kiện (mục 2)</m:t>
         </m:r>
       </m:oMath>
     </w:p>
